--- a/reports/substack/docx/levanter-note-daily-2026-09-04.docx
+++ b/reports/substack/docx/levanter-note-daily-2026-09-04.docx
@@ -9,7 +9,7 @@
     </w:p>
     <w:p>
       <w:r>
-        <w:t>ZEC led the whole board yesterday (+18.3%), COFFEE lagged (-10.2%). 50 of 69 markets closed higher. Breadth positive across the board.</w:t>
+        <w:t>ZEC led the whole board yesterday (+15.7%), COFFEE lagged (-10.2%). 48 of 69 markets closed higher. Breadth positive across the board.</w:t>
       </w:r>
     </w:p>
     <w:p>
@@ -29,17 +29,17 @@
     </w:p>
     <w:p>
       <w:r>
-        <w:t>Crypto. Yesterday. 34 of 35 coins closed higher. Best ZEC +18.3%, weakest ASTER -2.5%. Coming session. Volatility regime points to calmer conditions near-term (1/3 flagged high-vol at 7d). Most active names to watch: ENA, UNI. This week. 21 of 35 coins rose over the last 7 days. Strongest was UNI at +35.0%, weakest PUMP at -8.4%. This month. Over 30 days the average move was +29.7% with 33/35 higher. ZEC led (+91.5%); ONDO lagged (-1.6%). Most volatile: ENA (~173% annualised).</w:t>
+        <w:t>Crypto. Yesterday. 33 of 35 coins closed higher. Best ZEC +15.7%, weakest MORPHO -1.3%. Coming session. Volatility regime points to calmer conditions near-term (0/3 flagged high-vol at 7d). Most active names to watch: ENA, UNI. This week. 12 of 35 coins rose over the last 7 days. Strongest was UNI at +36.1%, weakest PUMP at -12.2%. This month. Over 30 days the average move was +28.3% with 33/35 higher. ZEC led (+83.4%); ONDO lagged (-3.1%). Most volatile: ENA (~141% annualised).</w:t>
       </w:r>
     </w:p>
     <w:p>
       <w:r>
-        <w:t>FX. Yesterday. 4 of 16 pairs closed higher. Best AUDUSD +0.8%, weakest GBPJPY -2.6%. Coming session. Volatility regime points to calmer conditions near-term (1/7 flagged high-vol at 7d). Most active names to watch: USDZAR, USDSEK. This week. 6 of 16 pairs rose over the last 7 days. Strongest was AUDUSD at +0.3%, weakest GBPJPY at -2.7%. This month. Over 30 days the average move was -0.1% with 8/16 higher. AUDUSD led (+3.0%); USDZAR lagged (-3.2%). Most volatile: USDZAR (~11% annualised).</w:t>
+        <w:t>FX. Yesterday. 4 of 16 pairs closed higher. Best NZDUSD +0.8%, weakest USDJPY -1.6%. Coming session. Volatility regime points to calmer conditions near-term (1/7 flagged high-vol at 7d). Most active names to watch: USDZAR, USDSEK. This week. 5 of 16 pairs rose over the last 7 days. Strongest was USDCHF at +0.6%, weakest GBPJPY at -2.3%. This month. Over 30 days the average move was -0.2% with 8/16 higher. AUDUSD led (+2.3%); USDNOK lagged (-2.5%). Most volatile: USDZAR (~11% annualised).</w:t>
       </w:r>
     </w:p>
     <w:p>
       <w:r>
-        <w:t>Commodities. Yesterday. 12 of 18 markets closed higher. Best PALLADIUM +6.7%, weakest COFFEE -10.2%. Coming session. Volatility regime points to turbulent conditions near-term (13/16 flagged high-vol at 7d). Most active names to watch: BRENT OIL, COFFEE. This week. 11 of 18 markets rose over the last 7 days. Strongest was WTI OIL at +9.8%, weakest COFFEE at -13.7%. This month. Over 30 days the average move was +11.5% with 17/18 higher. CORN led (+21.9%); COFFEE lagged (-9.0%). Most volatile: BRENT OIL (~56% annualised).</w:t>
+        <w:t>Commodities. Yesterday. 11 of 18 markets closed higher. Best PALLADIUM +5.8%, weakest COFFEE -10.2%. Coming session. Volatility regime points to turbulent conditions near-term (13/16 flagged high-vol at 7d). Most active names to watch: BRENT OIL, COFFEE. This week. 11 of 18 markets rose over the last 7 days. Strongest was WTI OIL at +10.1%, weakest COFFEE at -13.7%. This month. Over 30 days the average move was +11.3% with 17/18 higher. CORN led (+22.2%); COFFEE lagged (-9.0%). Most volatile: BRENT OIL (~56% annualised).</w:t>
       </w:r>
     </w:p>
     <w:p>

--- a/reports/substack/docx/levanter-note-daily-2026-09-04.docx
+++ b/reports/substack/docx/levanter-note-daily-2026-09-04.docx
@@ -9,7 +9,7 @@
     </w:p>
     <w:p>
       <w:r>
-        <w:t>ZEC led the whole board yesterday (+15.7%), COFFEE lagged (-10.2%). 48 of 69 markets closed higher. Breadth positive across the board.</w:t>
+        <w:t>ZEC led the whole board yesterday (+16.8%), COFFEE lagged (-4.0%). 46 of 69 markets closed higher. Breadth positive across the board.</w:t>
       </w:r>
     </w:p>
     <w:p>
@@ -29,17 +29,17 @@
     </w:p>
     <w:p>
       <w:r>
-        <w:t>Crypto. Yesterday. 33 of 35 coins closed higher. Best ZEC +15.7%, weakest MORPHO -1.3%. Coming session. Volatility regime points to calmer conditions near-term (0/3 flagged high-vol at 7d). Most active names to watch: ENA, UNI. This week. 12 of 35 coins rose over the last 7 days. Strongest was UNI at +36.1%, weakest PUMP at -12.2%. This month. Over 30 days the average move was +28.3% with 33/35 higher. ZEC led (+83.4%); ONDO lagged (-3.1%). Most volatile: ENA (~141% annualised).</w:t>
+        <w:t>Crypto. Yesterday. 32 of 35 coins closed higher. Best ZEC +16.8%, weakest MORPHO -1.7%. Coming session. Volatility regime points to calmer conditions near-term (0/3 flagged high-vol at 7d). Most active names to watch: ENA, UNI. This week. 21 of 35 coins rose over the last 7 days. Strongest was UNI at +32.6%, weakest PUMP at -7.1%. This month. Over 30 days the average move was +28.6% with 33/35 higher. ZEC led (+84.8%); ONDO lagged (-3.2%). Most volatile: ENA (~139% annualised).</w:t>
       </w:r>
     </w:p>
     <w:p>
       <w:r>
-        <w:t>FX. Yesterday. 4 of 16 pairs closed higher. Best NZDUSD +0.8%, weakest USDJPY -1.6%. Coming session. Volatility regime points to calmer conditions near-term (1/7 flagged high-vol at 7d). Most active names to watch: USDZAR, USDSEK. This week. 5 of 16 pairs rose over the last 7 days. Strongest was USDCHF at +0.6%, weakest GBPJPY at -2.3%. This month. Over 30 days the average move was -0.2% with 8/16 higher. AUDUSD led (+2.3%); USDNOK lagged (-2.5%). Most volatile: USDZAR (~11% annualised).</w:t>
+        <w:t>FX. Yesterday. 4 of 16 pairs closed higher. Best NZDUSD +0.8%, weakest USDJPY -1.6%. Coming session. Volatility regime points to calmer conditions near-term (1/7 flagged high-vol at 7d). Most active names to watch: USDZAR, USDSEK. This week. 5 of 16 pairs rose over the last 7 days. Strongest was USDCHF at +0.5%, weakest EURJPY at -2.1%. This month. Over 30 days the average move was -0.1% with 9/16 higher. AUDUSD led (+2.4%); USDNOK lagged (-2.6%). Most volatile: USDZAR (~11% annualised).</w:t>
       </w:r>
     </w:p>
     <w:p>
       <w:r>
-        <w:t>Commodities. Yesterday. 11 of 18 markets closed higher. Best PALLADIUM +5.8%, weakest COFFEE -10.2%. Coming session. Volatility regime points to turbulent conditions near-term (13/16 flagged high-vol at 7d). Most active names to watch: BRENT OIL, COFFEE. This week. 11 of 18 markets rose over the last 7 days. Strongest was WTI OIL at +10.1%, weakest COFFEE at -13.7%. This month. Over 30 days the average move was +11.3% with 17/18 higher. CORN led (+22.2%); COFFEE lagged (-9.0%). Most volatile: BRENT OIL (~56% annualised).</w:t>
+        <w:t>Commodities. Yesterday. 10 of 18 markets closed higher. Best PALLADIUM +5.7%, weakest COFFEE -4.0%. Coming session. Volatility regime points to turbulent conditions near-term (13/16 flagged high-vol at 7d). Most active names to watch: BRENT OIL, WTI OIL. This week. 12 of 18 markets rose over the last 7 days. Strongest was WTI OIL at +9.8%, weakest GASOLINE at -10.1%. This month. Over 30 days the average move was +11.5% with 17/18 higher. SUGAR led (+24.6%); COPPER lagged (-0.6%). Most volatile: BRENT OIL (~56% annualised).</w:t>
       </w:r>
     </w:p>
     <w:p>

--- a/reports/substack/docx/levanter-note-daily-2026-09-04.docx
+++ b/reports/substack/docx/levanter-note-daily-2026-09-04.docx
@@ -9,7 +9,7 @@
     </w:p>
     <w:p>
       <w:r>
-        <w:t>ZEC led the whole board yesterday (+16.8%), COFFEE lagged (-4.0%). 46 of 69 markets closed higher. Breadth positive across the board.</w:t>
+        <w:t>ZEC led the whole board yesterday (+14.6%), COFFEE lagged (-4.0%). 45 of 69 markets closed higher. Breadth positive across the board.</w:t>
       </w:r>
     </w:p>
     <w:p>
@@ -24,22 +24,22 @@
     </w:p>
     <w:p>
       <w:r>
-        <w:t>And right now it sits in one place. Commodities have 13 of 16 markets flagged high-vol for the week ahead, while crypto and FX both read calm. Same board, very different weather.</w:t>
+        <w:t>And right now it sits in one place. Commodities have 14 of 16 markets flagged high-vol for the week ahead, while crypto and FX both read calm. Same board, very different weather.</w:t>
       </w:r>
     </w:p>
     <w:p>
       <w:r>
-        <w:t>Crypto. Yesterday. 32 of 35 coins closed higher. Best ZEC +16.8%, weakest MORPHO -1.7%. Coming session. Volatility regime points to calmer conditions near-term (0/3 flagged high-vol at 7d). Most active names to watch: ENA, UNI. This week. 21 of 35 coins rose over the last 7 days. Strongest was UNI at +32.6%, weakest PUMP at -7.1%. This month. Over 30 days the average move was +28.6% with 33/35 higher. ZEC led (+84.8%); ONDO lagged (-3.2%). Most volatile: ENA (~139% annualised).</w:t>
+        <w:t>Crypto. Yesterday. 31 of 35 coins closed higher. Best ZEC +14.6%, weakest MORPHO -1.5%. Coming session. Volatility regime points to calmer conditions near-term (0/3 flagged high-vol at 7d). Most active names to watch: ENA, UNI. This week. 20 of 35 coins rose over the last 7 days. Strongest was UNI at +35.0%, weakest PUMP at -7.0%. This month. Over 30 days the average move was +28.1% with 33/35 higher. ZEC led (+86.6%); ONDO lagged (-4.0%). Most volatile: ENA (~139% annualised).</w:t>
       </w:r>
     </w:p>
     <w:p>
       <w:r>
-        <w:t>FX. Yesterday. 4 of 16 pairs closed higher. Best NZDUSD +0.8%, weakest USDJPY -1.6%. Coming session. Volatility regime points to calmer conditions near-term (1/7 flagged high-vol at 7d). Most active names to watch: USDZAR, USDSEK. This week. 5 of 16 pairs rose over the last 7 days. Strongest was USDCHF at +0.5%, weakest EURJPY at -2.1%. This month. Over 30 days the average move was -0.1% with 9/16 higher. AUDUSD led (+2.4%); USDNOK lagged (-2.6%). Most volatile: USDZAR (~11% annualised).</w:t>
+        <w:t>FX. Yesterday. 4 of 16 pairs closed higher. Best NZDUSD +0.8%, weakest AUDJPY -1.1%. Coming session. Volatility regime points to calmer conditions near-term (0/7 flagged high-vol at 7d). Most active names to watch: USDZAR, USDSEK. This week. 6 of 16 pairs rose over the last 7 days. Strongest was USDZAR at +0.7%, weakest AUDJPY at -1.8%. This month. Over 30 days the average move was +0.0% with 11/16 higher. AUDUSD led (+2.3%); USDZAR lagged (-2.8%). Most volatile: USDZAR (~11% annualised).</w:t>
       </w:r>
     </w:p>
     <w:p>
       <w:r>
-        <w:t>Commodities. Yesterday. 10 of 18 markets closed higher. Best PALLADIUM +5.7%, weakest COFFEE -4.0%. Coming session. Volatility regime points to turbulent conditions near-term (13/16 flagged high-vol at 7d). Most active names to watch: BRENT OIL, WTI OIL. This week. 12 of 18 markets rose over the last 7 days. Strongest was WTI OIL at +9.8%, weakest GASOLINE at -10.1%. This month. Over 30 days the average move was +11.5% with 17/18 higher. SUGAR led (+24.6%); COPPER lagged (-0.6%). Most volatile: BRENT OIL (~56% annualised).</w:t>
+        <w:t>Commodities. Yesterday. 10 of 18 markets closed higher. Best PALLADIUM +5.8%, weakest COFFEE -4.0%. Coming session. Volatility regime points to turbulent conditions near-term (14/16 flagged high-vol at 7d). Most active names to watch: BRENT OIL, WTI OIL. This week. 12 of 18 markets rose over the last 7 days. Strongest was WTI OIL at +9.7%, weakest GASOLINE at -10.1%. This month. Over 30 days the average move was +11.6% with 17/18 higher. SUGAR led (+24.6%); COPPER lagged (-0.7%). Most volatile: BRENT OIL (~56% annualised).</w:t>
       </w:r>
     </w:p>
     <w:p>

--- a/reports/substack/docx/levanter-note-daily-2026-09-04.docx
+++ b/reports/substack/docx/levanter-note-daily-2026-09-04.docx
@@ -9,7 +9,7 @@
     </w:p>
     <w:p>
       <w:r>
-        <w:t>ZEC led the whole board yesterday (+14.6%), COFFEE lagged (-4.0%). 45 of 69 markets closed higher. Breadth positive across the board.</w:t>
+        <w:t>ZEC led the whole board yesterday (+20.3%), COFFEE lagged (-8.4%). 49 of 69 markets closed higher. Breadth positive across the board.</w:t>
       </w:r>
     </w:p>
     <w:p>
@@ -24,22 +24,22 @@
     </w:p>
     <w:p>
       <w:r>
-        <w:t>And right now it sits in one place. Commodities have 14 of 16 markets flagged high-vol for the week ahead, while crypto and FX both read calm. Same board, very different weather.</w:t>
+        <w:t>And right now it sits in one place. Commodities have 13 of 16 markets flagged high-vol for the week ahead, while crypto and FX both read calm. Same board, very different weather.</w:t>
       </w:r>
     </w:p>
     <w:p>
       <w:r>
-        <w:t>Crypto. Yesterday. 31 of 35 coins closed higher. Best ZEC +14.6%, weakest MORPHO -1.5%. Coming session. Volatility regime points to calmer conditions near-term (0/3 flagged high-vol at 7d). Most active names to watch: ENA, UNI. This week. 20 of 35 coins rose over the last 7 days. Strongest was UNI at +35.0%, weakest PUMP at -7.0%. This month. Over 30 days the average move was +28.1% with 33/35 higher. ZEC led (+86.6%); ONDO lagged (-4.0%). Most volatile: ENA (~139% annualised).</w:t>
+        <w:t>Crypto. Yesterday. 34 of 35 coins closed higher. Best ZEC +20.3%, weakest PUMP -4.8%. Coming session. Volatility regime points to calmer conditions near-term (1/3 flagged high-vol at 7d). Most active names to watch: ENA, UNI. This week. 24 of 35 coins rose over the last 7 days. Strongest was UNI at +37.3%, weakest PUMP at -8.4%. This month. Over 30 days the average move was +29.5% with 32/35 higher. ZEC led (+94.1%); ONDO lagged (-3.3%). Most volatile: ENA (~138% annualised).</w:t>
       </w:r>
     </w:p>
     <w:p>
       <w:r>
-        <w:t>FX. Yesterday. 4 of 16 pairs closed higher. Best NZDUSD +0.8%, weakest AUDJPY -1.1%. Coming session. Volatility regime points to calmer conditions near-term (0/7 flagged high-vol at 7d). Most active names to watch: USDZAR, USDSEK. This week. 6 of 16 pairs rose over the last 7 days. Strongest was USDZAR at +0.7%, weakest AUDJPY at -1.8%. This month. Over 30 days the average move was +0.0% with 11/16 higher. AUDUSD led (+2.3%); USDZAR lagged (-2.8%). Most volatile: USDZAR (~11% annualised).</w:t>
+        <w:t>FX. Yesterday. 5 of 16 pairs closed higher. Best AUDUSD +0.6%, weakest USDJPY -1.6%. Coming session. Volatility regime points to calmer conditions near-term (1/7 flagged high-vol at 7d). Most active names to watch: USDZAR, USDSEK. This week. 5 of 16 pairs rose over the last 7 days. Strongest was USDCHF at +1.0%, weakest GBPJPY at -2.3%. This month. Over 30 days the average move was -0.2% with 9/16 higher. AUDUSD led (+2.2%); USDZAR lagged (-2.5%). Most volatile: USDZAR (~11% annualised).</w:t>
       </w:r>
     </w:p>
     <w:p>
       <w:r>
-        <w:t>Commodities. Yesterday. 10 of 18 markets closed higher. Best PALLADIUM +5.8%, weakest COFFEE -4.0%. Coming session. Volatility regime points to turbulent conditions near-term (14/16 flagged high-vol at 7d). Most active names to watch: BRENT OIL, WTI OIL. This week. 12 of 18 markets rose over the last 7 days. Strongest was WTI OIL at +9.7%, weakest GASOLINE at -10.1%. This month. Over 30 days the average move was +11.6% with 17/18 higher. SUGAR led (+24.6%); COPPER lagged (-0.7%). Most volatile: BRENT OIL (~56% annualised).</w:t>
+        <w:t>Commodities. Yesterday. 10 of 18 markets closed higher. Best CORN +4.8%, weakest COFFEE -8.4%. Coming session. Volatility regime points to turbulent conditions near-term (13/16 flagged high-vol at 7d). Most active names to watch: BRENT OIL, COFFEE. This week. 12 of 18 markets rose over the last 7 days. Strongest was WTI OIL at +8.5%, weakest GASOLINE at -16.2%. This month. Over 30 days the average move was +10.3% with 16/18 higher. CORN led (+23.6%); COFFEE lagged (-9.2%). Most volatile: BRENT OIL (~55% annualised).</w:t>
       </w:r>
     </w:p>
     <w:p>

--- a/reports/substack/docx/levanter-note-daily-2026-09-04.docx
+++ b/reports/substack/docx/levanter-note-daily-2026-09-04.docx
@@ -9,12 +9,12 @@
     </w:p>
     <w:p>
       <w:r>
-        <w:t>ZEC led the whole board yesterday (+20.3%), COFFEE lagged (-8.4%). 49 of 69 markets closed higher. Breadth positive across the board.</w:t>
+        <w:t>CORN led the whole board yesterday (+4.6%), PEPE lagged (-8.6%). 21 of 69 markets closed higher. Breadth negative, most of the board lower.</w:t>
       </w:r>
     </w:p>
     <w:p>
       <w:r>
-        <w:t>The leaders and the laggards sit in different corners of the board, crypto on top and commodities at the bottom. That is money rotating, not a rising tide.</w:t>
+        <w:t>The leaders and the laggards sit in different corners of the board, commodities on top and crypto at the bottom. That is money rotating, not a rising tide.</w:t>
       </w:r>
     </w:p>
     <w:p>
@@ -24,22 +24,22 @@
     </w:p>
     <w:p>
       <w:r>
-        <w:t>And right now it sits in one place. Commodities have 13 of 16 markets flagged high-vol for the week ahead, while crypto and FX both read calm. Same board, very different weather.</w:t>
+        <w:t>And right now it sits in one place. Commodities have 12 of 16 markets flagged high-vol for the week ahead, while crypto and FX both read calm. Same board, very different weather.</w:t>
       </w:r>
     </w:p>
     <w:p>
       <w:r>
-        <w:t>Crypto. Yesterday. 34 of 35 coins closed higher. Best ZEC +20.3%, weakest PUMP -4.8%. Coming session. Volatility regime points to calmer conditions near-term (1/3 flagged high-vol at 7d). Most active names to watch: ENA, UNI. This week. 24 of 35 coins rose over the last 7 days. Strongest was UNI at +37.3%, weakest PUMP at -8.4%. This month. Over 30 days the average move was +29.5% with 32/35 higher. ZEC led (+94.1%); ONDO lagged (-3.3%). Most volatile: ENA (~138% annualised).</w:t>
+        <w:t>Crypto. Yesterday. 6 of 35 coins closed higher. Best ZEC +4.3%, weakest PEPE -8.6%. Coming session. Volatility regime points to calmer conditions near-term (0/3 flagged high-vol at 7d). Most active names to watch: ENA, UNI. This week. 11 of 35 coins rose over the last 7 days. Strongest was UNI at +36.0%, weakest PUMP at -12.5%. This month. Over 30 days the average move was +26.0% with 33/35 higher. ZEC led (+90.2%); ONDO lagged (-7.5%). Most volatile: ENA (~139% annualised).</w:t>
       </w:r>
     </w:p>
     <w:p>
       <w:r>
-        <w:t>FX. Yesterday. 5 of 16 pairs closed higher. Best AUDUSD +0.6%, weakest USDJPY -1.6%. Coming session. Volatility regime points to calmer conditions near-term (1/7 flagged high-vol at 7d). Most active names to watch: USDZAR, USDSEK. This week. 5 of 16 pairs rose over the last 7 days. Strongest was USDCHF at +1.0%, weakest GBPJPY at -2.3%. This month. Over 30 days the average move was -0.2% with 9/16 higher. AUDUSD led (+2.2%); USDZAR lagged (-2.5%). Most volatile: USDZAR (~11% annualised).</w:t>
+        <w:t>FX. Yesterday. 5 of 16 pairs closed higher. Best NZDUSD +0.7%, weakest USDJPY -1.8%. Coming session. Volatility regime points to calmer conditions near-term (0/7 flagged high-vol at 7d). Most active names to watch: USDZAR, USDSEK. This week. 5 of 16 pairs rose over the last 7 days. Strongest was USDCHF at +0.7%, weakest GBPJPY at -2.6%. This month. Over 30 days the average move was -0.3% with 9/16 higher. AUDUSD led (+2.4%); USDZAR lagged (-2.8%). Most volatile: USDZAR (~11% annualised).</w:t>
       </w:r>
     </w:p>
     <w:p>
       <w:r>
-        <w:t>Commodities. Yesterday. 10 of 18 markets closed higher. Best CORN +4.8%, weakest COFFEE -8.4%. Coming session. Volatility regime points to turbulent conditions near-term (13/16 flagged high-vol at 7d). Most active names to watch: BRENT OIL, COFFEE. This week. 12 of 18 markets rose over the last 7 days. Strongest was WTI OIL at +8.5%, weakest GASOLINE at -16.2%. This month. Over 30 days the average move was +10.3% with 16/18 higher. CORN led (+23.6%); COFFEE lagged (-9.2%). Most volatile: BRENT OIL (~55% annualised).</w:t>
+        <w:t>Commodities. Yesterday. 10 of 18 markets closed higher. Best CORN +4.6%, weakest COFFEE -8.2%. Coming session. Volatility regime points to turbulent conditions near-term (12/16 flagged high-vol at 7d). Most active names to watch: BRENT OIL, COFFEE. This week. 10 of 18 markets rose over the last 7 days. Strongest was WTI OIL at +9.1%, weakest COFFEE at -13.9%. This month. Over 30 days the average move was +10.6% with 16/18 higher. CORN led (+23.4%); COFFEE lagged (-8.9%). Most volatile: BRENT OIL (~55% annualised).</w:t>
       </w:r>
     </w:p>
     <w:p>
